--- a/exercises/Bài tập tổng hợp 10-15/Đề 5_2.docx
+++ b/exercises/Bài tập tổng hợp 10-15/Đề 5_2.docx
@@ -4185,7 +4185,23 @@
           <w:kern w:val="0"/>
           <w14:ligatures w14:val="none"/>
         </w:rPr>
-        <w:t>They were sitting under a big umbrella.</w:t>
+        <w:t>They were sitting under a big umbrella</w:t>
+      </w:r>
+      <w:r>
+        <w:rPr>
+          <w:rFonts w:ascii="Times New Roman" w:eastAsia="Times New Roman" w:hAnsi="Times New Roman" w:cs="Times New Roman"/>
+          <w:kern w:val="0"/>
+          <w14:ligatures w14:val="none"/>
+        </w:rPr>
+        <w:t xml:space="preserve"> and reading books</w:t>
+      </w:r>
+      <w:r>
+        <w:rPr>
+          <w:rFonts w:ascii="Times New Roman" w:eastAsia="Times New Roman" w:hAnsi="Times New Roman" w:cs="Times New Roman"/>
+          <w:kern w:val="0"/>
+          <w14:ligatures w14:val="none"/>
+        </w:rPr>
+        <w:t>.</w:t>
       </w:r>
     </w:p>
     <w:p>
@@ -4404,7 +4420,7 @@
           <w14:ligatures w14:val="none"/>
         </w:rPr>
         <w:pict w14:anchorId="7ECC6CF5">
-          <v:rect id="_x0000_i1071" style="width:0;height:1.5pt" o:hralign="center" o:hrstd="t" o:hr="t" fillcolor="#a0a0a0" stroked="f"/>
+          <v:rect id="_x0000_i1061" style="width:0;height:1.5pt" o:hralign="center" o:hrstd="t" o:hr="t" fillcolor="#a0a0a0" stroked="f"/>
         </w:pict>
       </w:r>
     </w:p>
@@ -4469,7 +4485,7 @@
           <w14:ligatures w14:val="none"/>
         </w:rPr>
         <w:pict w14:anchorId="037CE7AC">
-          <v:rect id="_x0000_i1072" style="width:0;height:1.5pt" o:hralign="center" o:hrstd="t" o:hr="t" fillcolor="#a0a0a0" stroked="f"/>
+          <v:rect id="_x0000_i1062" style="width:0;height:1.5pt" o:hralign="center" o:hrstd="t" o:hr="t" fillcolor="#a0a0a0" stroked="f"/>
         </w:pict>
       </w:r>
     </w:p>
@@ -4507,7 +4523,7 @@
           <w14:ligatures w14:val="none"/>
         </w:rPr>
         <w:pict w14:anchorId="69D05DEA">
-          <v:rect id="_x0000_i1073" style="width:0;height:1.5pt" o:hralign="center" o:hrstd="t" o:hr="t" fillcolor="#a0a0a0" stroked="f"/>
+          <v:rect id="_x0000_i1063" style="width:0;height:1.5pt" o:hralign="center" o:hrstd="t" o:hr="t" fillcolor="#a0a0a0" stroked="f"/>
         </w:pict>
       </w:r>
     </w:p>
@@ -4955,7 +4971,7 @@
           <w14:ligatures w14:val="none"/>
         </w:rPr>
         <w:pict w14:anchorId="71D5D6E1">
-          <v:rect id="_x0000_i1084" style="width:0;height:1.5pt" o:hralign="center" o:hrstd="t" o:hr="t" fillcolor="#a0a0a0" stroked="f"/>
+          <v:rect id="_x0000_i1064" style="width:0;height:1.5pt" o:hralign="center" o:hrstd="t" o:hr="t" fillcolor="#a0a0a0" stroked="f"/>
         </w:pict>
       </w:r>
     </w:p>
@@ -5038,44 +5054,20 @@
     </w:p>
     <w:p>
       <w:pPr>
-        <w:spacing w:after="0" w:line="240" w:lineRule="auto"/>
-        <w:rPr>
-          <w:rFonts w:ascii="Times New Roman" w:eastAsia="Times New Roman" w:hAnsi="Times New Roman" w:cs="Times New Roman"/>
-          <w:kern w:val="0"/>
-          <w14:ligatures w14:val="none"/>
-        </w:rPr>
-      </w:pPr>
-      <w:r>
-        <w:rPr>
-          <w:rFonts w:ascii="Times New Roman" w:eastAsia="Times New Roman" w:hAnsi="Times New Roman" w:cs="Times New Roman"/>
-          <w:kern w:val="0"/>
-          <w14:ligatures w14:val="none"/>
-        </w:rPr>
-        <w:t>I alw</w:t>
-      </w:r>
-      <w:r>
-        <w:rPr>
-          <w:rFonts w:ascii="Times New Roman" w:eastAsia="Times New Roman" w:hAnsi="Times New Roman" w:cs="Times New Roman"/>
-          <w:kern w:val="0"/>
-          <w14:ligatures w14:val="none"/>
-        </w:rPr>
-        <w:t>ays</w:t>
-      </w:r>
-      <w:r>
-        <w:rPr>
-          <w:rFonts w:ascii="Times New Roman" w:eastAsia="Times New Roman" w:hAnsi="Times New Roman" w:cs="Times New Roman"/>
-          <w:kern w:val="0"/>
-          <w14:ligatures w14:val="none"/>
-        </w:rPr>
-        <w:t xml:space="preserve"> wake up early </w:t>
-      </w:r>
-      <w:r>
-        <w:rPr>
-          <w:rFonts w:ascii="Times New Roman" w:eastAsia="Times New Roman" w:hAnsi="Times New Roman" w:cs="Times New Roman"/>
-          <w:kern w:val="0"/>
-          <w14:ligatures w14:val="none"/>
-        </w:rPr>
-        <w:t>of the week.</w:t>
+        <w:spacing w:before="100" w:beforeAutospacing="1" w:after="100" w:afterAutospacing="1" w:line="240" w:lineRule="auto"/>
+        <w:rPr>
+          <w:rFonts w:ascii="Times New Roman" w:eastAsia="Times New Roman" w:hAnsi="Times New Roman" w:cs="Times New Roman"/>
+          <w:kern w:val="0"/>
+          <w14:ligatures w14:val="none"/>
+        </w:rPr>
+      </w:pPr>
+      <w:r>
+        <w:rPr>
+          <w:rFonts w:ascii="Times New Roman" w:eastAsia="Times New Roman" w:hAnsi="Times New Roman" w:cs="Times New Roman"/>
+          <w:kern w:val="0"/>
+          <w14:ligatures w14:val="none"/>
+        </w:rPr>
+        <w:t>I always get up early on weekdays.</w:t>
       </w:r>
     </w:p>
     <w:p>
@@ -5505,7 +5497,7 @@
           <w14:ligatures w14:val="none"/>
         </w:rPr>
         <w:pict w14:anchorId="3315C13C">
-          <v:rect id="_x0000_i1095" style="width:0;height:1.5pt" o:hralign="center" o:hrstd="t" o:hr="t" fillcolor="#a0a0a0" stroked="f"/>
+          <v:rect id="_x0000_i1065" style="width:0;height:1.5pt" o:hralign="center" o:hrstd="t" o:hr="t" fillcolor="#a0a0a0" stroked="f"/>
         </w:pict>
       </w:r>
     </w:p>
@@ -5780,7 +5772,7 @@
           <w14:ligatures w14:val="none"/>
         </w:rPr>
         <w:pict w14:anchorId="0D3B8F64">
-          <v:rect id="_x0000_i1101" style="width:0;height:1.5pt" o:hralign="center" o:hrstd="t" o:hr="t" fillcolor="#a0a0a0" stroked="f"/>
+          <v:rect id="_x0000_i1066" style="width:0;height:1.5pt" o:hralign="center" o:hrstd="t" o:hr="t" fillcolor="#a0a0a0" stroked="f"/>
         </w:pict>
       </w:r>
     </w:p>
@@ -6260,7 +6252,7 @@
           <w14:ligatures w14:val="none"/>
         </w:rPr>
         <w:pict w14:anchorId="23151376">
-          <v:rect id="_x0000_i1108" style="width:0;height:1.5pt" o:hralign="center" o:hrstd="t" o:hr="t" fillcolor="#a0a0a0" stroked="f"/>
+          <v:rect id="_x0000_i1067" style="width:0;height:1.5pt" o:hralign="center" o:hrstd="t" o:hr="t" fillcolor="#a0a0a0" stroked="f"/>
         </w:pict>
       </w:r>
     </w:p>
@@ -6719,7 +6711,7 @@
           <w14:ligatures w14:val="none"/>
         </w:rPr>
         <w:pict w14:anchorId="67B40855">
-          <v:rect id="_x0000_i1109" style="width:0;height:1.5pt" o:hralign="center" o:hrstd="t" o:hr="t" fillcolor="#a0a0a0" stroked="f"/>
+          <v:rect id="_x0000_i1068" style="width:0;height:1.5pt" o:hralign="center" o:hrstd="t" o:hr="t" fillcolor="#a0a0a0" stroked="f"/>
         </w:pict>
       </w:r>
     </w:p>
@@ -7007,7 +6999,7 @@
           <w14:ligatures w14:val="none"/>
         </w:rPr>
         <w:pict w14:anchorId="00B08F82">
-          <v:rect id="_x0000_i1110" style="width:0;height:1.5pt" o:hralign="center" o:hrstd="t" o:hr="t" fillcolor="#a0a0a0" stroked="f"/>
+          <v:rect id="_x0000_i1069" style="width:0;height:1.5pt" o:hralign="center" o:hrstd="t" o:hr="t" fillcolor="#a0a0a0" stroked="f"/>
         </w:pict>
       </w:r>
     </w:p>
@@ -7294,7 +7286,7 @@
           <w14:ligatures w14:val="none"/>
         </w:rPr>
         <w:pict w14:anchorId="107E0D8D">
-          <v:rect id="_x0000_i1111" style="width:0;height:1.5pt" o:hralign="center" o:hrstd="t" o:hr="t" fillcolor="#a0a0a0" stroked="f"/>
+          <v:rect id="_x0000_i1070" style="width:0;height:1.5pt" o:hralign="center" o:hrstd="t" o:hr="t" fillcolor="#a0a0a0" stroked="f"/>
         </w:pict>
       </w:r>
     </w:p>
@@ -7581,7 +7573,7 @@
           <w14:ligatures w14:val="none"/>
         </w:rPr>
         <w:pict w14:anchorId="4EDA8ADA">
-          <v:rect id="_x0000_i1112" style="width:0;height:1.5pt" o:hralign="center" o:hrstd="t" o:hr="t" fillcolor="#a0a0a0" stroked="f"/>
+          <v:rect id="_x0000_i1071" style="width:0;height:1.5pt" o:hralign="center" o:hrstd="t" o:hr="t" fillcolor="#a0a0a0" stroked="f"/>
         </w:pict>
       </w:r>
     </w:p>
@@ -7869,7 +7861,7 @@
           <w14:ligatures w14:val="none"/>
         </w:rPr>
         <w:pict w14:anchorId="310DAE1E">
-          <v:rect id="_x0000_i1113" style="width:0;height:1.5pt" o:hralign="center" o:hrstd="t" o:hr="t" fillcolor="#a0a0a0" stroked="f"/>
+          <v:rect id="_x0000_i1072" style="width:0;height:1.5pt" o:hralign="center" o:hrstd="t" o:hr="t" fillcolor="#a0a0a0" stroked="f"/>
         </w:pict>
       </w:r>
     </w:p>
@@ -8156,7 +8148,7 @@
           <w14:ligatures w14:val="none"/>
         </w:rPr>
         <w:pict w14:anchorId="74DD79AE">
-          <v:rect id="_x0000_i1114" style="width:0;height:1.5pt" o:hralign="center" o:hrstd="t" o:hr="t" fillcolor="#a0a0a0" stroked="f"/>
+          <v:rect id="_x0000_i1073" style="width:0;height:1.5pt" o:hralign="center" o:hrstd="t" o:hr="t" fillcolor="#a0a0a0" stroked="f"/>
         </w:pict>
       </w:r>
     </w:p>
@@ -8390,7 +8382,7 @@
           <w14:ligatures w14:val="none"/>
         </w:rPr>
         <w:pict w14:anchorId="6F91FEAC">
-          <v:rect id="_x0000_i1115" style="width:0;height:1.5pt" o:hralign="center" o:hrstd="t" o:hr="t" fillcolor="#a0a0a0" stroked="f"/>
+          <v:rect id="_x0000_i1074" style="width:0;height:1.5pt" o:hralign="center" o:hrstd="t" o:hr="t" fillcolor="#a0a0a0" stroked="f"/>
         </w:pict>
       </w:r>
     </w:p>
@@ -8558,7 +8550,7 @@
           <w14:ligatures w14:val="none"/>
         </w:rPr>
         <w:pict w14:anchorId="4EE3ED11">
-          <v:rect id="_x0000_i1116" style="width:0;height:1.5pt" o:hralign="center" o:hrstd="t" o:hr="t" fillcolor="#a0a0a0" stroked="f"/>
+          <v:rect id="_x0000_i1075" style="width:0;height:1.5pt" o:hralign="center" o:hrstd="t" o:hr="t" fillcolor="#a0a0a0" stroked="f"/>
         </w:pict>
       </w:r>
     </w:p>
@@ -8752,7 +8744,7 @@
           <w14:ligatures w14:val="none"/>
         </w:rPr>
         <w:pict w14:anchorId="190A8443">
-          <v:rect id="_x0000_i1117" style="width:0;height:1.5pt" o:hralign="center" o:hrstd="t" o:hr="t" fillcolor="#a0a0a0" stroked="f"/>
+          <v:rect id="_x0000_i1076" style="width:0;height:1.5pt" o:hralign="center" o:hrstd="t" o:hr="t" fillcolor="#a0a0a0" stroked="f"/>
         </w:pict>
       </w:r>
     </w:p>
@@ -8817,7 +8809,7 @@
           <w14:ligatures w14:val="none"/>
         </w:rPr>
         <w:pict w14:anchorId="4380C512">
-          <v:rect id="_x0000_i1118" style="width:0;height:1.5pt" o:hralign="center" o:hrstd="t" o:hr="t" fillcolor="#a0a0a0" stroked="f"/>
+          <v:rect id="_x0000_i1077" style="width:0;height:1.5pt" o:hralign="center" o:hrstd="t" o:hr="t" fillcolor="#a0a0a0" stroked="f"/>
         </w:pict>
       </w:r>
     </w:p>
